--- a/por/docx/013.content.docx
+++ b/por/docx/013.content.docx
@@ -42277,6 +42277,1479 @@
         <w:rPr>
           <w:lang w:val="pt_PT" w:bidi="pt_PT"/>
         </w:rPr>
+        <w:t>Paralelos entre Jeremias, 2 Reis e 2 Crônicas</w:t>
+      </w:r>
+    </w:p>
+    <w:p>
+      <w:pPr/>
+      <w:r>
+        <w:rPr>
+          <w:lang w:val="pt_PT" w:bidi="pt_PT"/>
+        </w:rPr>
+      </w:r>
+      <w:r>
+        <w:rPr>
+          <w:lang w:val="pt_PT" w:bidi="pt_PT"/>
+        </w:rPr>
+        <w:t>Este quadro segue a ordem das passagens conforme aparecem no livro de Jeremias.</w:t>
+      </w:r>
+    </w:p>
+    <w:tbl>
+      <w:tblPr>
+        <w:tblW w:type="auto" w:w="0"/>
+        <w:tblLook w:firstColumn="1" w:firstRow="1" w:lastColumn="0" w:lastRow="0" w:noHBand="0" w:noVBand="1" w:val="04A0"/>
+      </w:tblPr>
+      <w:tblGrid>
+        <w:gridCol w:w="1872"/>
+        <w:gridCol w:w="1872"/>
+        <w:gridCol w:w="1872"/>
+        <w:gridCol w:w="1872"/>
+        <w:gridCol w:w="1872"/>
+      </w:tblGrid>
+      <w:tr>
+        <w:tc>
+          <w:tcPr>
+            <w:tcW w:type="dxa" w:w="1872"/>
+          </w:tcPr>
+          <w:p>
+            <w:pPr/>
+            <w:r>
+              <w:rPr>
+                <w:lang w:val="pt_PT" w:bidi="pt_PT"/>
+              </w:rPr>
+            </w:r>
+            <w:r>
+              <w:rPr>
+                <w:b/>
+                <w:lang w:val="pt_PT" w:bidi="pt_PT"/>
+              </w:rPr>
+              <w:t>Ordem</w:t>
+            </w:r>
+          </w:p>
+        </w:tc>
+        <w:tc>
+          <w:tcPr>
+            <w:tcW w:type="dxa" w:w="1872"/>
+          </w:tcPr>
+          <w:p>
+            <w:pPr/>
+            <w:r>
+              <w:rPr>
+                <w:lang w:val="pt_PT" w:bidi="pt_PT"/>
+              </w:rPr>
+            </w:r>
+            <w:r>
+              <w:rPr>
+                <w:b/>
+                <w:lang w:val="pt_PT" w:bidi="pt_PT"/>
+              </w:rPr>
+              <w:t>Jeremias</w:t>
+            </w:r>
+          </w:p>
+        </w:tc>
+        <w:tc>
+          <w:tcPr>
+            <w:tcW w:type="dxa" w:w="1872"/>
+          </w:tcPr>
+          <w:p>
+            <w:pPr/>
+            <w:r>
+              <w:rPr>
+                <w:lang w:val="pt_PT" w:bidi="pt_PT"/>
+              </w:rPr>
+            </w:r>
+            <w:r>
+              <w:rPr>
+                <w:b/>
+                <w:lang w:val="pt_PT" w:bidi="pt_PT"/>
+              </w:rPr>
+              <w:t>2 Reis</w:t>
+            </w:r>
+          </w:p>
+        </w:tc>
+        <w:tc>
+          <w:tcPr>
+            <w:tcW w:type="dxa" w:w="1872"/>
+          </w:tcPr>
+          <w:p>
+            <w:pPr/>
+            <w:r>
+              <w:rPr>
+                <w:lang w:val="pt_PT" w:bidi="pt_PT"/>
+              </w:rPr>
+            </w:r>
+            <w:r>
+              <w:rPr>
+                <w:b/>
+                <w:lang w:val="pt_PT" w:bidi="pt_PT"/>
+              </w:rPr>
+              <w:t>2 Crônicas</w:t>
+            </w:r>
+          </w:p>
+        </w:tc>
+        <w:tc>
+          <w:tcPr>
+            <w:tcW w:type="dxa" w:w="1872"/>
+          </w:tcPr>
+          <w:p>
+            <w:pPr/>
+            <w:r>
+              <w:rPr>
+                <w:lang w:val="pt_PT" w:bidi="pt_PT"/>
+              </w:rPr>
+            </w:r>
+            <w:r>
+              <w:rPr>
+                <w:b/>
+                <w:lang w:val="pt_PT" w:bidi="pt_PT"/>
+              </w:rPr>
+              <w:t>Conteúdo</w:t>
+            </w:r>
+          </w:p>
+        </w:tc>
+      </w:tr>
+      <w:tr>
+        <w:tc>
+          <w:tcPr>
+            <w:tcW w:type="dxa" w:w="1872"/>
+          </w:tcPr>
+          <w:p>
+            <w:pPr/>
+            <w:r>
+              <w:rPr>
+                <w:lang w:val="pt_PT" w:bidi="pt_PT"/>
+              </w:rPr>
+            </w:r>
+            <w:r>
+              <w:rPr>
+                <w:lang w:val="pt_PT" w:bidi="pt_PT"/>
+              </w:rPr>
+              <w:t>1</w:t>
+            </w:r>
+          </w:p>
+        </w:tc>
+        <w:tc>
+          <w:tcPr>
+            <w:tcW w:type="dxa" w:w="1872"/>
+          </w:tcPr>
+          <w:p>
+            <w:pPr/>
+            <w:r>
+              <w:rPr>
+                <w:lang w:val="pt_PT" w:bidi="pt_PT"/>
+              </w:rPr>
+            </w:r>
+            <w:r>
+              <w:rPr>
+                <w:lang w:val="pt_PT" w:bidi="pt_PT"/>
+              </w:rPr>
+              <w:t>37:1–2</w:t>
+            </w:r>
+          </w:p>
+        </w:tc>
+        <w:tc>
+          <w:tcPr>
+            <w:tcW w:type="dxa" w:w="1872"/>
+          </w:tcPr>
+          <w:p>
+            <w:pPr/>
+            <w:r>
+              <w:rPr>
+                <w:lang w:val="pt_PT" w:bidi="pt_PT"/>
+              </w:rPr>
+            </w:r>
+            <w:r>
+              <w:rPr>
+                <w:lang w:val="pt_PT" w:bidi="pt_PT"/>
+              </w:rPr>
+              <w:t>24:17–19</w:t>
+            </w:r>
+          </w:p>
+        </w:tc>
+        <w:tc>
+          <w:tcPr>
+            <w:tcW w:type="dxa" w:w="1872"/>
+          </w:tcPr>
+          <w:p>
+            <w:pPr/>
+            <w:r>
+              <w:rPr>
+                <w:lang w:val="pt_PT" w:bidi="pt_PT"/>
+              </w:rPr>
+            </w:r>
+            <w:r>
+              <w:rPr>
+                <w:lang w:val="pt_PT" w:bidi="pt_PT"/>
+              </w:rPr>
+              <w:t>36:10–12</w:t>
+            </w:r>
+          </w:p>
+        </w:tc>
+        <w:tc>
+          <w:tcPr>
+            <w:tcW w:type="dxa" w:w="1872"/>
+          </w:tcPr>
+          <w:p>
+            <w:pPr/>
+            <w:r>
+              <w:rPr>
+                <w:lang w:val="pt_PT" w:bidi="pt_PT"/>
+              </w:rPr>
+            </w:r>
+            <w:r>
+              <w:rPr>
+                <w:lang w:val="pt_PT" w:bidi="pt_PT"/>
+              </w:rPr>
+              <w:t>Zedequias é feito rei</w:t>
+            </w:r>
+          </w:p>
+        </w:tc>
+      </w:tr>
+      <w:tr>
+        <w:tc>
+          <w:tcPr>
+            <w:tcW w:type="dxa" w:w="1872"/>
+          </w:tcPr>
+          <w:p>
+            <w:pPr/>
+            <w:r>
+              <w:rPr>
+                <w:lang w:val="pt_PT" w:bidi="pt_PT"/>
+              </w:rPr>
+            </w:r>
+            <w:r>
+              <w:rPr>
+                <w:lang w:val="pt_PT" w:bidi="pt_PT"/>
+              </w:rPr>
+              <w:t>2</w:t>
+            </w:r>
+          </w:p>
+        </w:tc>
+        <w:tc>
+          <w:tcPr>
+            <w:tcW w:type="dxa" w:w="1872"/>
+          </w:tcPr>
+          <w:p>
+            <w:pPr/>
+            <w:r>
+              <w:rPr>
+                <w:lang w:val="pt_PT" w:bidi="pt_PT"/>
+              </w:rPr>
+            </w:r>
+            <w:r>
+              <w:rPr>
+                <w:lang w:val="pt_PT" w:bidi="pt_PT"/>
+              </w:rPr>
+              <w:t>37:1–2</w:t>
+            </w:r>
+          </w:p>
+        </w:tc>
+        <w:tc>
+          <w:tcPr>
+            <w:tcW w:type="dxa" w:w="1872"/>
+          </w:tcPr>
+          <w:p>
+            <w:pPr/>
+            <w:r>
+              <w:rPr>
+                <w:lang w:val="pt_PT" w:bidi="pt_PT"/>
+              </w:rPr>
+            </w:r>
+            <w:r>
+              <w:rPr>
+                <w:lang w:val="pt_PT" w:bidi="pt_PT"/>
+              </w:rPr>
+              <w:t>24:17–19</w:t>
+            </w:r>
+          </w:p>
+        </w:tc>
+        <w:tc>
+          <w:tcPr>
+            <w:tcW w:type="dxa" w:w="1872"/>
+          </w:tcPr>
+          <w:p>
+            <w:pPr/>
+            <w:r>
+              <w:rPr>
+                <w:lang w:val="pt_PT" w:bidi="pt_PT"/>
+              </w:rPr>
+            </w:r>
+            <w:r>
+              <w:rPr>
+                <w:lang w:val="pt_PT" w:bidi="pt_PT"/>
+              </w:rPr>
+              <w:t>36:10–12</w:t>
+            </w:r>
+          </w:p>
+        </w:tc>
+        <w:tc>
+          <w:tcPr>
+            <w:tcW w:type="dxa" w:w="1872"/>
+          </w:tcPr>
+          <w:p>
+            <w:pPr/>
+            <w:r>
+              <w:rPr>
+                <w:lang w:val="pt_PT" w:bidi="pt_PT"/>
+              </w:rPr>
+            </w:r>
+            <w:r>
+              <w:rPr>
+                <w:lang w:val="pt_PT" w:bidi="pt_PT"/>
+              </w:rPr>
+              <w:t>Zedequias se rebela; começa o cerco</w:t>
+            </w:r>
+          </w:p>
+        </w:tc>
+      </w:tr>
+      <w:tr>
+        <w:tc>
+          <w:tcPr>
+            <w:tcW w:type="dxa" w:w="1872"/>
+          </w:tcPr>
+          <w:p>
+            <w:pPr/>
+            <w:r>
+              <w:rPr>
+                <w:lang w:val="pt_PT" w:bidi="pt_PT"/>
+              </w:rPr>
+            </w:r>
+            <w:r>
+              <w:rPr>
+                <w:lang w:val="pt_PT" w:bidi="pt_PT"/>
+              </w:rPr>
+              <w:t>7</w:t>
+            </w:r>
+          </w:p>
+        </w:tc>
+        <w:tc>
+          <w:tcPr>
+            <w:tcW w:type="dxa" w:w="1872"/>
+          </w:tcPr>
+          <w:p>
+            <w:pPr/>
+            <w:r>
+              <w:rPr>
+                <w:lang w:val="pt_PT" w:bidi="pt_PT"/>
+              </w:rPr>
+            </w:r>
+            <w:r>
+              <w:rPr>
+                <w:lang w:val="pt_PT" w:bidi="pt_PT"/>
+              </w:rPr>
+              <w:t xml:space="preserve">39:10 </w:t>
+            </w:r>
+            <w:r>
+              <w:rPr>
+                <w:lang w:val="pt_PT" w:bidi="pt_PT"/>
+              </w:rPr>
+              <w:t xml:space="preserve">e </w:t>
+            </w:r>
+            <w:r>
+              <w:rPr>
+                <w:lang w:val="pt_PT" w:bidi="pt_PT"/>
+              </w:rPr>
+              <w:t>40:5b</w:t>
+            </w:r>
+          </w:p>
+        </w:tc>
+        <w:tc>
+          <w:tcPr>
+            <w:tcW w:type="dxa" w:w="1872"/>
+          </w:tcPr>
+          <w:p>
+            <w:pPr/>
+            <w:r>
+              <w:rPr>
+                <w:lang w:val="pt_PT" w:bidi="pt_PT"/>
+              </w:rPr>
+            </w:r>
+            <w:r>
+              <w:rPr>
+                <w:lang w:val="pt_PT" w:bidi="pt_PT"/>
+              </w:rPr>
+              <w:t>25:12</w:t>
+            </w:r>
+            <w:r>
+              <w:rPr>
+                <w:lang w:val="pt_PT" w:bidi="pt_PT"/>
+              </w:rPr>
+              <w:t xml:space="preserve"> e </w:t>
+            </w:r>
+            <w:r>
+              <w:rPr>
+                <w:lang w:val="pt_PT" w:bidi="pt_PT"/>
+              </w:rPr>
+              <w:t>25:22b</w:t>
+            </w:r>
+          </w:p>
+        </w:tc>
+        <w:tc>
+          <w:tcPr>
+            <w:tcW w:type="dxa" w:w="1872"/>
+          </w:tcPr>
+          <w:p>
+            <w:pPr/>
+            <w:r>
+              <w:rPr>
+                <w:lang w:val="pt_PT" w:bidi="pt_PT"/>
+              </w:rPr>
+            </w:r>
+            <w:r>
+              <w:rPr>
+                <w:lang w:val="pt_PT" w:bidi="pt_PT"/>
+              </w:rPr>
+              <w:t>—</w:t>
+            </w:r>
+          </w:p>
+        </w:tc>
+        <w:tc>
+          <w:tcPr>
+            <w:tcW w:type="dxa" w:w="1872"/>
+          </w:tcPr>
+          <w:p>
+            <w:pPr/>
+            <w:r>
+              <w:rPr>
+                <w:lang w:val="pt_PT" w:bidi="pt_PT"/>
+              </w:rPr>
+            </w:r>
+            <w:r>
+              <w:rPr>
+                <w:lang w:val="pt_PT" w:bidi="pt_PT"/>
+              </w:rPr>
+              <w:t>Gedalias é nomeado governador</w:t>
+            </w:r>
+          </w:p>
+        </w:tc>
+      </w:tr>
+      <w:tr>
+        <w:tc>
+          <w:tcPr>
+            <w:tcW w:type="dxa" w:w="1872"/>
+          </w:tcPr>
+          <w:p>
+            <w:pPr/>
+            <w:r>
+              <w:rPr>
+                <w:lang w:val="pt_PT" w:bidi="pt_PT"/>
+              </w:rPr>
+            </w:r>
+            <w:r>
+              <w:rPr>
+                <w:lang w:val="pt_PT" w:bidi="pt_PT"/>
+              </w:rPr>
+              <w:t>8</w:t>
+            </w:r>
+          </w:p>
+        </w:tc>
+        <w:tc>
+          <w:tcPr>
+            <w:tcW w:type="dxa" w:w="1872"/>
+          </w:tcPr>
+          <w:p>
+            <w:pPr/>
+            <w:r>
+              <w:rPr>
+                <w:lang w:val="pt_PT" w:bidi="pt_PT"/>
+              </w:rPr>
+            </w:r>
+            <w:r>
+              <w:rPr>
+                <w:lang w:val="pt_PT" w:bidi="pt_PT"/>
+              </w:rPr>
+              <w:t>40:7–9</w:t>
+            </w:r>
+          </w:p>
+        </w:tc>
+        <w:tc>
+          <w:tcPr>
+            <w:tcW w:type="dxa" w:w="1872"/>
+          </w:tcPr>
+          <w:p>
+            <w:pPr/>
+            <w:r>
+              <w:rPr>
+                <w:lang w:val="pt_PT" w:bidi="pt_PT"/>
+              </w:rPr>
+            </w:r>
+            <w:r>
+              <w:rPr>
+                <w:lang w:val="pt_PT" w:bidi="pt_PT"/>
+              </w:rPr>
+              <w:t>25:23–24</w:t>
+            </w:r>
+          </w:p>
+        </w:tc>
+        <w:tc>
+          <w:tcPr>
+            <w:tcW w:type="dxa" w:w="1872"/>
+          </w:tcPr>
+          <w:p>
+            <w:pPr/>
+            <w:r>
+              <w:rPr>
+                <w:lang w:val="pt_PT" w:bidi="pt_PT"/>
+              </w:rPr>
+            </w:r>
+            <w:r>
+              <w:rPr>
+                <w:lang w:val="pt_PT" w:bidi="pt_PT"/>
+              </w:rPr>
+              <w:t>—</w:t>
+            </w:r>
+          </w:p>
+        </w:tc>
+        <w:tc>
+          <w:tcPr>
+            <w:tcW w:type="dxa" w:w="1872"/>
+          </w:tcPr>
+          <w:p>
+            <w:pPr/>
+            <w:r>
+              <w:rPr>
+                <w:lang w:val="pt_PT" w:bidi="pt_PT"/>
+              </w:rPr>
+            </w:r>
+            <w:r>
+              <w:rPr>
+                <w:lang w:val="pt_PT" w:bidi="pt_PT"/>
+              </w:rPr>
+              <w:t>Gedalias exorta o povo a permanecer fiel à Babilônia</w:t>
+            </w:r>
+          </w:p>
+        </w:tc>
+      </w:tr>
+      <w:tr>
+        <w:tc>
+          <w:tcPr>
+            <w:tcW w:type="dxa" w:w="1872"/>
+          </w:tcPr>
+          <w:p>
+            <w:pPr/>
+            <w:r>
+              <w:rPr>
+                <w:lang w:val="pt_PT" w:bidi="pt_PT"/>
+              </w:rPr>
+            </w:r>
+            <w:r>
+              <w:rPr>
+                <w:lang w:val="pt_PT" w:bidi="pt_PT"/>
+              </w:rPr>
+              <w:t>9</w:t>
+            </w:r>
+          </w:p>
+        </w:tc>
+        <w:tc>
+          <w:tcPr>
+            <w:tcW w:type="dxa" w:w="1872"/>
+          </w:tcPr>
+          <w:p>
+            <w:pPr/>
+            <w:r>
+              <w:rPr>
+                <w:lang w:val="pt_PT" w:bidi="pt_PT"/>
+              </w:rPr>
+            </w:r>
+            <w:r>
+              <w:rPr>
+                <w:lang w:val="pt_PT" w:bidi="pt_PT"/>
+              </w:rPr>
+              <w:t>41:1–3</w:t>
+            </w:r>
+          </w:p>
+        </w:tc>
+        <w:tc>
+          <w:tcPr>
+            <w:tcW w:type="dxa" w:w="1872"/>
+          </w:tcPr>
+          <w:p>
+            <w:pPr/>
+            <w:r>
+              <w:rPr>
+                <w:lang w:val="pt_PT" w:bidi="pt_PT"/>
+              </w:rPr>
+            </w:r>
+            <w:r>
+              <w:rPr>
+                <w:lang w:val="pt_PT" w:bidi="pt_PT"/>
+              </w:rPr>
+              <w:t>25:25</w:t>
+            </w:r>
+          </w:p>
+        </w:tc>
+        <w:tc>
+          <w:tcPr>
+            <w:tcW w:type="dxa" w:w="1872"/>
+          </w:tcPr>
+          <w:p>
+            <w:pPr/>
+            <w:r>
+              <w:rPr>
+                <w:lang w:val="pt_PT" w:bidi="pt_PT"/>
+              </w:rPr>
+            </w:r>
+            <w:r>
+              <w:rPr>
+                <w:lang w:val="pt_PT" w:bidi="pt_PT"/>
+              </w:rPr>
+              <w:t>—</w:t>
+            </w:r>
+          </w:p>
+        </w:tc>
+        <w:tc>
+          <w:tcPr>
+            <w:tcW w:type="dxa" w:w="1872"/>
+          </w:tcPr>
+          <w:p>
+            <w:pPr/>
+            <w:r>
+              <w:rPr>
+                <w:lang w:val="pt_PT" w:bidi="pt_PT"/>
+              </w:rPr>
+            </w:r>
+            <w:r>
+              <w:rPr>
+                <w:lang w:val="pt_PT" w:bidi="pt_PT"/>
+              </w:rPr>
+              <w:t>Gedalias é assassinado</w:t>
+            </w:r>
+          </w:p>
+        </w:tc>
+      </w:tr>
+      <w:tr>
+        <w:tc>
+          <w:tcPr>
+            <w:tcW w:type="dxa" w:w="1872"/>
+          </w:tcPr>
+          <w:p>
+            <w:pPr/>
+            <w:r>
+              <w:rPr>
+                <w:lang w:val="pt_PT" w:bidi="pt_PT"/>
+              </w:rPr>
+            </w:r>
+            <w:r>
+              <w:rPr>
+                <w:lang w:val="pt_PT" w:bidi="pt_PT"/>
+              </w:rPr>
+              <w:t>10</w:t>
+            </w:r>
+          </w:p>
+        </w:tc>
+        <w:tc>
+          <w:tcPr>
+            <w:tcW w:type="dxa" w:w="1872"/>
+          </w:tcPr>
+          <w:p>
+            <w:pPr/>
+            <w:r>
+              <w:rPr>
+                <w:lang w:val="pt_PT" w:bidi="pt_PT"/>
+              </w:rPr>
+            </w:r>
+            <w:r>
+              <w:rPr>
+                <w:lang w:val="pt_PT" w:bidi="pt_PT"/>
+              </w:rPr>
+              <w:t>43:5–7</w:t>
+            </w:r>
+          </w:p>
+        </w:tc>
+        <w:tc>
+          <w:tcPr>
+            <w:tcW w:type="dxa" w:w="1872"/>
+          </w:tcPr>
+          <w:p>
+            <w:pPr/>
+            <w:r>
+              <w:rPr>
+                <w:lang w:val="pt_PT" w:bidi="pt_PT"/>
+              </w:rPr>
+            </w:r>
+            <w:r>
+              <w:rPr>
+                <w:lang w:val="pt_PT" w:bidi="pt_PT"/>
+              </w:rPr>
+              <w:t>25:26</w:t>
+            </w:r>
+          </w:p>
+        </w:tc>
+        <w:tc>
+          <w:tcPr>
+            <w:tcW w:type="dxa" w:w="1872"/>
+          </w:tcPr>
+          <w:p>
+            <w:pPr/>
+            <w:r>
+              <w:rPr>
+                <w:lang w:val="pt_PT" w:bidi="pt_PT"/>
+              </w:rPr>
+            </w:r>
+            <w:r>
+              <w:rPr>
+                <w:lang w:val="pt_PT" w:bidi="pt_PT"/>
+              </w:rPr>
+              <w:t>—</w:t>
+            </w:r>
+          </w:p>
+        </w:tc>
+        <w:tc>
+          <w:tcPr>
+            <w:tcW w:type="dxa" w:w="1872"/>
+          </w:tcPr>
+          <w:p>
+            <w:pPr/>
+            <w:r>
+              <w:rPr>
+                <w:lang w:val="pt_PT" w:bidi="pt_PT"/>
+              </w:rPr>
+            </w:r>
+            <w:r>
+              <w:rPr>
+                <w:lang w:val="pt_PT" w:bidi="pt_PT"/>
+              </w:rPr>
+              <w:t>Os judeus fogem para o Egito</w:t>
+            </w:r>
+          </w:p>
+        </w:tc>
+      </w:tr>
+      <w:tr>
+        <w:tc>
+          <w:tcPr>
+            <w:tcW w:type="dxa" w:w="1872"/>
+          </w:tcPr>
+          <w:p>
+            <w:pPr/>
+            <w:r>
+              <w:rPr>
+                <w:lang w:val="pt_PT" w:bidi="pt_PT"/>
+              </w:rPr>
+            </w:r>
+            <w:r>
+              <w:rPr>
+                <w:lang w:val="pt_PT" w:bidi="pt_PT"/>
+              </w:rPr>
+              <w:t>1</w:t>
+            </w:r>
+          </w:p>
+        </w:tc>
+        <w:tc>
+          <w:tcPr>
+            <w:tcW w:type="dxa" w:w="1872"/>
+          </w:tcPr>
+          <w:p>
+            <w:pPr/>
+            <w:r>
+              <w:rPr>
+                <w:lang w:val="pt_PT" w:bidi="pt_PT"/>
+              </w:rPr>
+            </w:r>
+            <w:r>
+              <w:rPr>
+                <w:lang w:val="pt_PT" w:bidi="pt_PT"/>
+              </w:rPr>
+              <w:t>52:1–2</w:t>
+            </w:r>
+            <w:r>
+              <w:rPr>
+                <w:lang w:val="pt_PT" w:bidi="pt_PT"/>
+              </w:rPr>
+              <w:t xml:space="preserve"> (cf. </w:t>
+            </w:r>
+            <w:r>
+              <w:rPr>
+                <w:lang w:val="pt_PT" w:bidi="pt_PT"/>
+              </w:rPr>
+              <w:t>37:1–2</w:t>
+            </w:r>
+            <w:r>
+              <w:rPr>
+                <w:lang w:val="pt_PT" w:bidi="pt_PT"/>
+              </w:rPr>
+              <w:t>)</w:t>
+            </w:r>
+          </w:p>
+        </w:tc>
+        <w:tc>
+          <w:tcPr>
+            <w:tcW w:type="dxa" w:w="1872"/>
+          </w:tcPr>
+          <w:p>
+            <w:pPr/>
+            <w:r>
+              <w:rPr>
+                <w:lang w:val="pt_PT" w:bidi="pt_PT"/>
+              </w:rPr>
+            </w:r>
+            <w:r>
+              <w:rPr>
+                <w:lang w:val="pt_PT" w:bidi="pt_PT"/>
+              </w:rPr>
+              <w:t>24:17–19</w:t>
+            </w:r>
+          </w:p>
+        </w:tc>
+        <w:tc>
+          <w:tcPr>
+            <w:tcW w:type="dxa" w:w="1872"/>
+          </w:tcPr>
+          <w:p>
+            <w:pPr/>
+            <w:r>
+              <w:rPr>
+                <w:lang w:val="pt_PT" w:bidi="pt_PT"/>
+              </w:rPr>
+            </w:r>
+            <w:r>
+              <w:rPr>
+                <w:lang w:val="pt_PT" w:bidi="pt_PT"/>
+              </w:rPr>
+              <w:t>36:10–12</w:t>
+            </w:r>
+          </w:p>
+        </w:tc>
+        <w:tc>
+          <w:tcPr>
+            <w:tcW w:type="dxa" w:w="1872"/>
+          </w:tcPr>
+          <w:p>
+            <w:pPr/>
+            <w:r>
+              <w:rPr>
+                <w:lang w:val="pt_PT" w:bidi="pt_PT"/>
+              </w:rPr>
+            </w:r>
+            <w:r>
+              <w:rPr>
+                <w:lang w:val="pt_PT" w:bidi="pt_PT"/>
+              </w:rPr>
+              <w:t>Zedequias é feito rei</w:t>
+            </w:r>
+          </w:p>
+        </w:tc>
+      </w:tr>
+      <w:tr>
+        <w:tc>
+          <w:tcPr>
+            <w:tcW w:type="dxa" w:w="1872"/>
+          </w:tcPr>
+          <w:p>
+            <w:pPr/>
+            <w:r>
+              <w:rPr>
+                <w:lang w:val="pt_PT" w:bidi="pt_PT"/>
+              </w:rPr>
+            </w:r>
+            <w:r>
+              <w:rPr>
+                <w:lang w:val="pt_PT" w:bidi="pt_PT"/>
+              </w:rPr>
+              <w:t>2</w:t>
+            </w:r>
+          </w:p>
+        </w:tc>
+        <w:tc>
+          <w:tcPr>
+            <w:tcW w:type="dxa" w:w="1872"/>
+          </w:tcPr>
+          <w:p>
+            <w:pPr/>
+            <w:r>
+              <w:rPr>
+                <w:lang w:val="pt_PT" w:bidi="pt_PT"/>
+              </w:rPr>
+            </w:r>
+            <w:r>
+              <w:rPr>
+                <w:lang w:val="pt_PT" w:bidi="pt_PT"/>
+              </w:rPr>
+              <w:t>52:3–5</w:t>
+            </w:r>
+            <w:r>
+              <w:rPr>
+                <w:lang w:val="pt_PT" w:bidi="pt_PT"/>
+              </w:rPr>
+              <w:t xml:space="preserve"> (cf. </w:t>
+            </w:r>
+            <w:r>
+              <w:rPr>
+                <w:lang w:val="pt_PT" w:bidi="pt_PT"/>
+              </w:rPr>
+              <w:t>39:1–3</w:t>
+            </w:r>
+            <w:r>
+              <w:rPr>
+                <w:lang w:val="pt_PT" w:bidi="pt_PT"/>
+              </w:rPr>
+              <w:t>)</w:t>
+            </w:r>
+          </w:p>
+        </w:tc>
+        <w:tc>
+          <w:tcPr>
+            <w:tcW w:type="dxa" w:w="1872"/>
+          </w:tcPr>
+          <w:p>
+            <w:pPr/>
+            <w:r>
+              <w:rPr>
+                <w:lang w:val="pt_PT" w:bidi="pt_PT"/>
+              </w:rPr>
+            </w:r>
+            <w:r>
+              <w:rPr>
+                <w:lang w:val="pt_PT" w:bidi="pt_PT"/>
+              </w:rPr>
+              <w:t>24:20</w:t>
+            </w:r>
+            <w:r>
+              <w:rPr>
+                <w:lang w:val="pt_PT" w:bidi="pt_PT"/>
+              </w:rPr>
+              <w:t xml:space="preserve"> e </w:t>
+            </w:r>
+            <w:r>
+              <w:rPr>
+                <w:lang w:val="pt_PT" w:bidi="pt_PT"/>
+              </w:rPr>
+              <w:t>25:1–2</w:t>
+            </w:r>
+          </w:p>
+        </w:tc>
+        <w:tc>
+          <w:tcPr>
+            <w:tcW w:type="dxa" w:w="1872"/>
+          </w:tcPr>
+          <w:p>
+            <w:pPr/>
+            <w:r>
+              <w:rPr>
+                <w:lang w:val="pt_PT" w:bidi="pt_PT"/>
+              </w:rPr>
+            </w:r>
+            <w:r>
+              <w:rPr>
+                <w:lang w:val="pt_PT" w:bidi="pt_PT"/>
+              </w:rPr>
+              <w:t>36:13–16</w:t>
+            </w:r>
+          </w:p>
+        </w:tc>
+        <w:tc>
+          <w:tcPr>
+            <w:tcW w:type="dxa" w:w="1872"/>
+          </w:tcPr>
+          <w:p>
+            <w:pPr/>
+            <w:r>
+              <w:rPr>
+                <w:lang w:val="pt_PT" w:bidi="pt_PT"/>
+              </w:rPr>
+            </w:r>
+            <w:r>
+              <w:rPr>
+                <w:lang w:val="pt_PT" w:bidi="pt_PT"/>
+              </w:rPr>
+              <w:t>Zedequias se rebela; começa o cerco</w:t>
+            </w:r>
+          </w:p>
+        </w:tc>
+      </w:tr>
+      <w:tr>
+        <w:tc>
+          <w:tcPr>
+            <w:tcW w:type="dxa" w:w="1872"/>
+          </w:tcPr>
+          <w:p>
+            <w:pPr/>
+            <w:r>
+              <w:rPr>
+                <w:lang w:val="pt_PT" w:bidi="pt_PT"/>
+              </w:rPr>
+            </w:r>
+            <w:r>
+              <w:rPr>
+                <w:lang w:val="pt_PT" w:bidi="pt_PT"/>
+              </w:rPr>
+              <w:t>3</w:t>
+            </w:r>
+          </w:p>
+        </w:tc>
+        <w:tc>
+          <w:tcPr>
+            <w:tcW w:type="dxa" w:w="1872"/>
+          </w:tcPr>
+          <w:p>
+            <w:pPr/>
+            <w:r>
+              <w:rPr>
+                <w:lang w:val="pt_PT" w:bidi="pt_PT"/>
+              </w:rPr>
+            </w:r>
+            <w:r>
+              <w:rPr>
+                <w:lang w:val="pt_PT" w:bidi="pt_PT"/>
+              </w:rPr>
+              <w:t>52:6–14</w:t>
+            </w:r>
+          </w:p>
+        </w:tc>
+        <w:tc>
+          <w:tcPr>
+            <w:tcW w:type="dxa" w:w="1872"/>
+          </w:tcPr>
+          <w:p>
+            <w:pPr/>
+            <w:r>
+              <w:rPr>
+                <w:lang w:val="pt_PT" w:bidi="pt_PT"/>
+              </w:rPr>
+            </w:r>
+            <w:r>
+              <w:rPr>
+                <w:lang w:val="pt_PT" w:bidi="pt_PT"/>
+              </w:rPr>
+              <w:t>25:3–10</w:t>
+            </w:r>
+          </w:p>
+        </w:tc>
+        <w:tc>
+          <w:tcPr>
+            <w:tcW w:type="dxa" w:w="1872"/>
+          </w:tcPr>
+          <w:p>
+            <w:pPr/>
+            <w:r>
+              <w:rPr>
+                <w:lang w:val="pt_PT" w:bidi="pt_PT"/>
+              </w:rPr>
+            </w:r>
+            <w:r>
+              <w:rPr>
+                <w:lang w:val="pt_PT" w:bidi="pt_PT"/>
+              </w:rPr>
+              <w:t>36:17–19</w:t>
+            </w:r>
+          </w:p>
+        </w:tc>
+        <w:tc>
+          <w:tcPr>
+            <w:tcW w:type="dxa" w:w="1872"/>
+          </w:tcPr>
+          <w:p>
+            <w:pPr/>
+            <w:r>
+              <w:rPr>
+                <w:lang w:val="pt_PT" w:bidi="pt_PT"/>
+              </w:rPr>
+            </w:r>
+            <w:r>
+              <w:rPr>
+                <w:lang w:val="pt_PT" w:bidi="pt_PT"/>
+              </w:rPr>
+              <w:t>Zedequias é capturado; Jerusalém é destruída</w:t>
+            </w:r>
+          </w:p>
+        </w:tc>
+      </w:tr>
+      <w:tr>
+        <w:tc>
+          <w:tcPr>
+            <w:tcW w:type="dxa" w:w="1872"/>
+          </w:tcPr>
+          <w:p>
+            <w:pPr/>
+            <w:r>
+              <w:rPr>
+                <w:lang w:val="pt_PT" w:bidi="pt_PT"/>
+              </w:rPr>
+            </w:r>
+            <w:r>
+              <w:rPr>
+                <w:lang w:val="pt_PT" w:bidi="pt_PT"/>
+              </w:rPr>
+              <w:t>6</w:t>
+            </w:r>
+          </w:p>
+        </w:tc>
+        <w:tc>
+          <w:tcPr>
+            <w:tcW w:type="dxa" w:w="1872"/>
+          </w:tcPr>
+          <w:p>
+            <w:pPr/>
+            <w:r>
+              <w:rPr>
+                <w:lang w:val="pt_PT" w:bidi="pt_PT"/>
+              </w:rPr>
+            </w:r>
+            <w:r>
+              <w:rPr>
+                <w:lang w:val="pt_PT" w:bidi="pt_PT"/>
+              </w:rPr>
+              <w:t>52:15</w:t>
+            </w:r>
+          </w:p>
+        </w:tc>
+        <w:tc>
+          <w:tcPr>
+            <w:tcW w:type="dxa" w:w="1872"/>
+          </w:tcPr>
+          <w:p>
+            <w:pPr/>
+            <w:r>
+              <w:rPr>
+                <w:lang w:val="pt_PT" w:bidi="pt_PT"/>
+              </w:rPr>
+            </w:r>
+            <w:r>
+              <w:rPr>
+                <w:lang w:val="pt_PT" w:bidi="pt_PT"/>
+              </w:rPr>
+              <w:t>25:11</w:t>
+            </w:r>
+          </w:p>
+        </w:tc>
+        <w:tc>
+          <w:tcPr>
+            <w:tcW w:type="dxa" w:w="1872"/>
+          </w:tcPr>
+          <w:p>
+            <w:pPr/>
+            <w:r>
+              <w:rPr>
+                <w:lang w:val="pt_PT" w:bidi="pt_PT"/>
+              </w:rPr>
+            </w:r>
+            <w:r>
+              <w:rPr>
+                <w:lang w:val="pt_PT" w:bidi="pt_PT"/>
+              </w:rPr>
+              <w:t>36:20</w:t>
+            </w:r>
+          </w:p>
+        </w:tc>
+        <w:tc>
+          <w:tcPr>
+            <w:tcW w:type="dxa" w:w="1872"/>
+          </w:tcPr>
+          <w:p>
+            <w:pPr/>
+            <w:r>
+              <w:rPr>
+                <w:lang w:val="pt_PT" w:bidi="pt_PT"/>
+              </w:rPr>
+            </w:r>
+            <w:r>
+              <w:rPr>
+                <w:lang w:val="pt_PT" w:bidi="pt_PT"/>
+              </w:rPr>
+              <w:t>O povo é deportado</w:t>
+            </w:r>
+          </w:p>
+        </w:tc>
+      </w:tr>
+      <w:tr>
+        <w:tc>
+          <w:tcPr>
+            <w:tcW w:type="dxa" w:w="1872"/>
+          </w:tcPr>
+          <w:p>
+            <w:pPr/>
+            <w:r>
+              <w:rPr>
+                <w:lang w:val="pt_PT" w:bidi="pt_PT"/>
+              </w:rPr>
+            </w:r>
+            <w:r>
+              <w:rPr>
+                <w:lang w:val="pt_PT" w:bidi="pt_PT"/>
+              </w:rPr>
+              <w:t>5</w:t>
+            </w:r>
+          </w:p>
+        </w:tc>
+        <w:tc>
+          <w:tcPr>
+            <w:tcW w:type="dxa" w:w="1872"/>
+          </w:tcPr>
+          <w:p>
+            <w:pPr/>
+            <w:r>
+              <w:rPr>
+                <w:lang w:val="pt_PT" w:bidi="pt_PT"/>
+              </w:rPr>
+            </w:r>
+            <w:r>
+              <w:rPr>
+                <w:lang w:val="pt_PT" w:bidi="pt_PT"/>
+              </w:rPr>
+              <w:t>52:17–23</w:t>
+            </w:r>
+          </w:p>
+        </w:tc>
+        <w:tc>
+          <w:tcPr>
+            <w:tcW w:type="dxa" w:w="1872"/>
+          </w:tcPr>
+          <w:p>
+            <w:pPr/>
+            <w:r>
+              <w:rPr>
+                <w:lang w:val="pt_PT" w:bidi="pt_PT"/>
+              </w:rPr>
+            </w:r>
+            <w:r>
+              <w:rPr>
+                <w:lang w:val="pt_PT" w:bidi="pt_PT"/>
+              </w:rPr>
+              <w:t>25:13–17</w:t>
+            </w:r>
+          </w:p>
+        </w:tc>
+        <w:tc>
+          <w:tcPr>
+            <w:tcW w:type="dxa" w:w="1872"/>
+          </w:tcPr>
+          <w:p>
+            <w:pPr/>
+            <w:r>
+              <w:rPr>
+                <w:lang w:val="pt_PT" w:bidi="pt_PT"/>
+              </w:rPr>
+            </w:r>
+            <w:r>
+              <w:rPr>
+                <w:lang w:val="pt_PT" w:bidi="pt_PT"/>
+              </w:rPr>
+              <w:t>36:18</w:t>
+            </w:r>
+          </w:p>
+        </w:tc>
+        <w:tc>
+          <w:tcPr>
+            <w:tcW w:type="dxa" w:w="1872"/>
+          </w:tcPr>
+          <w:p>
+            <w:pPr/>
+            <w:r>
+              <w:rPr>
+                <w:lang w:val="pt_PT" w:bidi="pt_PT"/>
+              </w:rPr>
+            </w:r>
+            <w:r>
+              <w:rPr>
+                <w:lang w:val="pt_PT" w:bidi="pt_PT"/>
+              </w:rPr>
+              <w:t>O despojo é levado</w:t>
+            </w:r>
+          </w:p>
+        </w:tc>
+      </w:tr>
+      <w:tr>
+        <w:tc>
+          <w:tcPr>
+            <w:tcW w:type="dxa" w:w="1872"/>
+          </w:tcPr>
+          <w:p>
+            <w:pPr/>
+            <w:r>
+              <w:rPr>
+                <w:lang w:val="pt_PT" w:bidi="pt_PT"/>
+              </w:rPr>
+            </w:r>
+            <w:r>
+              <w:rPr>
+                <w:lang w:val="pt_PT" w:bidi="pt_PT"/>
+              </w:rPr>
+              <w:t>4</w:t>
+            </w:r>
+          </w:p>
+        </w:tc>
+        <w:tc>
+          <w:tcPr>
+            <w:tcW w:type="dxa" w:w="1872"/>
+          </w:tcPr>
+          <w:p>
+            <w:pPr/>
+            <w:r>
+              <w:rPr>
+                <w:lang w:val="pt_PT" w:bidi="pt_PT"/>
+              </w:rPr>
+            </w:r>
+            <w:r>
+              <w:rPr>
+                <w:lang w:val="pt_PT" w:bidi="pt_PT"/>
+              </w:rPr>
+              <w:t>52:24–27</w:t>
+            </w:r>
+          </w:p>
+        </w:tc>
+        <w:tc>
+          <w:tcPr>
+            <w:tcW w:type="dxa" w:w="1872"/>
+          </w:tcPr>
+          <w:p>
+            <w:pPr/>
+            <w:r>
+              <w:rPr>
+                <w:lang w:val="pt_PT" w:bidi="pt_PT"/>
+              </w:rPr>
+            </w:r>
+            <w:r>
+              <w:rPr>
+                <w:lang w:val="pt_PT" w:bidi="pt_PT"/>
+              </w:rPr>
+              <w:t>25:18–21</w:t>
+            </w:r>
+          </w:p>
+        </w:tc>
+        <w:tc>
+          <w:tcPr>
+            <w:tcW w:type="dxa" w:w="1872"/>
+          </w:tcPr>
+          <w:p>
+            <w:pPr/>
+            <w:r>
+              <w:rPr>
+                <w:lang w:val="pt_PT" w:bidi="pt_PT"/>
+              </w:rPr>
+            </w:r>
+            <w:r>
+              <w:rPr>
+                <w:lang w:val="pt_PT" w:bidi="pt_PT"/>
+              </w:rPr>
+              <w:t>—</w:t>
+            </w:r>
+          </w:p>
+        </w:tc>
+        <w:tc>
+          <w:tcPr>
+            <w:tcW w:type="dxa" w:w="1872"/>
+          </w:tcPr>
+          <w:p>
+            <w:pPr/>
+            <w:r>
+              <w:rPr>
+                <w:lang w:val="pt_PT" w:bidi="pt_PT"/>
+              </w:rPr>
+            </w:r>
+            <w:r>
+              <w:rPr>
+                <w:lang w:val="pt_PT" w:bidi="pt_PT"/>
+              </w:rPr>
+              <w:t>Os nobres são mortos</w:t>
+            </w:r>
+          </w:p>
+        </w:tc>
+      </w:tr>
+      <w:tr>
+        <w:tc>
+          <w:tcPr>
+            <w:tcW w:type="dxa" w:w="1872"/>
+          </w:tcPr>
+          <w:p>
+            <w:pPr/>
+            <w:r>
+              <w:rPr>
+                <w:lang w:val="pt_PT" w:bidi="pt_PT"/>
+              </w:rPr>
+            </w:r>
+            <w:r>
+              <w:rPr>
+                <w:lang w:val="pt_PT" w:bidi="pt_PT"/>
+              </w:rPr>
+              <w:t>11</w:t>
+            </w:r>
+          </w:p>
+        </w:tc>
+        <w:tc>
+          <w:tcPr>
+            <w:tcW w:type="dxa" w:w="1872"/>
+          </w:tcPr>
+          <w:p>
+            <w:pPr/>
+            <w:r>
+              <w:rPr>
+                <w:lang w:val="pt_PT" w:bidi="pt_PT"/>
+              </w:rPr>
+            </w:r>
+            <w:r>
+              <w:rPr>
+                <w:lang w:val="pt_PT" w:bidi="pt_PT"/>
+              </w:rPr>
+              <w:t>52:31–34</w:t>
+            </w:r>
+          </w:p>
+        </w:tc>
+        <w:tc>
+          <w:tcPr>
+            <w:tcW w:type="dxa" w:w="1872"/>
+          </w:tcPr>
+          <w:p>
+            <w:pPr/>
+            <w:r>
+              <w:rPr>
+                <w:lang w:val="pt_PT" w:bidi="pt_PT"/>
+              </w:rPr>
+            </w:r>
+            <w:r>
+              <w:rPr>
+                <w:lang w:val="pt_PT" w:bidi="pt_PT"/>
+              </w:rPr>
+              <w:t>25:27–30</w:t>
+            </w:r>
+          </w:p>
+        </w:tc>
+        <w:tc>
+          <w:tcPr>
+            <w:tcW w:type="dxa" w:w="1872"/>
+          </w:tcPr>
+          <w:p>
+            <w:pPr/>
+            <w:r>
+              <w:rPr>
+                <w:lang w:val="pt_PT" w:bidi="pt_PT"/>
+              </w:rPr>
+            </w:r>
+            <w:r>
+              <w:rPr>
+                <w:lang w:val="pt_PT" w:bidi="pt_PT"/>
+              </w:rPr>
+              <w:t>—</w:t>
+            </w:r>
+          </w:p>
+        </w:tc>
+        <w:tc>
+          <w:tcPr>
+            <w:tcW w:type="dxa" w:w="1872"/>
+          </w:tcPr>
+          <w:p>
+            <w:pPr/>
+            <w:r>
+              <w:rPr>
+                <w:lang w:val="pt_PT" w:bidi="pt_PT"/>
+              </w:rPr>
+            </w:r>
+            <w:r>
+              <w:rPr>
+                <w:lang w:val="pt_PT" w:bidi="pt_PT"/>
+              </w:rPr>
+              <w:t>Acontecimentos posteriores</w:t>
+            </w:r>
+          </w:p>
+        </w:tc>
+      </w:tr>
+    </w:tbl>
+    <w:p>
+      <w:pPr>
+        <w:pStyle w:val="Heading3"/>
+      </w:pPr>
+      <w:r>
+        <w:rPr>
+          <w:lang w:val="pt_PT" w:bidi="pt_PT"/>
+        </w:rPr>
         <w:t>Contexto</w:t>
       </w:r>
     </w:p>
@@ -42325,6 +43798,300 @@
           <w:lang w:val="pt_PT" w:bidi="pt_PT"/>
         </w:rPr>
         <w:t>.</w:t>
+      </w:r>
+    </w:p>
+    <w:p>
+      <w:pPr>
+        <w:pStyle w:val="Heading4"/>
+      </w:pPr>
+      <w:r>
+        <w:rPr>
+          <w:lang w:val="pt_PT" w:bidi="pt_PT"/>
+        </w:rPr>
+        <w:t>Evidências Arqueológicas Relacionadas aos Escritos de Jeremias</w:t>
+      </w:r>
+    </w:p>
+    <w:p>
+      <w:pPr/>
+      <w:r>
+        <w:rPr>
+          <w:lang w:val="pt_PT" w:bidi="pt_PT"/>
+        </w:rPr>
+      </w:r>
+      <w:r>
+        <w:rPr>
+          <w:lang w:val="pt_PT" w:bidi="pt_PT"/>
+        </w:rPr>
+        <w:t xml:space="preserve">Descobertas arqueológicas fornecem informações sobre a época de Jeremias. Entre 1932 e 1938, a Expedição Wellcome descobriu 21 fragmentos de cerâmica com inscrições em Laquis. Esses fragmentos são conhecidos como óstracos. As inscrições neles presentes estabelecem uma conexão interessante com </w:t>
+      </w:r>
+      <w:r>
+        <w:rPr>
+          <w:lang w:val="pt_PT" w:bidi="pt_PT"/>
+        </w:rPr>
+        <w:t>Jeremiah 34:7</w:t>
+      </w:r>
+      <w:r>
+        <w:rPr>
+          <w:lang w:val="pt_PT" w:bidi="pt_PT"/>
+        </w:rPr>
+        <w:t>.</w:t>
+      </w:r>
+    </w:p>
+    <w:p>
+      <w:pPr/>
+      <w:r>
+        <w:rPr>
+          <w:lang w:val="pt_PT" w:bidi="pt_PT"/>
+        </w:rPr>
+      </w:r>
+      <w:r>
+        <w:rPr>
+          <w:lang w:val="pt_PT" w:bidi="pt_PT"/>
+        </w:rPr>
+        <w:t xml:space="preserve">Algumas das cartas mencionam "o profeta". A carta 16 preserva apenas as letras finais do nome do profeta: </w:t>
+      </w:r>
+      <w:r>
+        <w:rPr>
+          <w:i/>
+          <w:lang w:val="pt_PT" w:bidi="pt_PT"/>
+        </w:rPr>
+        <w:t>-iah</w:t>
+      </w:r>
+      <w:r>
+        <w:rPr>
+          <w:lang w:val="pt_PT" w:bidi="pt_PT"/>
+        </w:rPr>
+        <w:t xml:space="preserve">. Várias das cartas foram escritas por um homem chamado Hosaías. Alguns estudiosos associam-no ao Hosaías mencionado em </w:t>
+      </w:r>
+      <w:r>
+        <w:rPr>
+          <w:lang w:val="pt_PT" w:bidi="pt_PT"/>
+        </w:rPr>
+        <w:t>Jeremiah 42:1 e</w:t>
+      </w:r>
+      <w:r>
+        <w:rPr>
+          <w:lang w:val="pt_PT" w:bidi="pt_PT"/>
+        </w:rPr>
+        <w:t xml:space="preserve"> </w:t>
+      </w:r>
+      <w:r>
+        <w:rPr>
+          <w:lang w:val="pt_PT" w:bidi="pt_PT"/>
+        </w:rPr>
+        <w:t>43:2</w:t>
+      </w:r>
+      <w:r>
+        <w:rPr>
+          <w:lang w:val="pt_PT" w:bidi="pt_PT"/>
+        </w:rPr>
+        <w:t>. As cartas posteriores relatam que já não era possível ver sinais de fogo vindos de Azeca. Jeremias também menciona tais sinais (</w:t>
+      </w:r>
+      <w:r>
+        <w:rPr>
+          <w:lang w:val="pt_PT" w:bidi="pt_PT"/>
+        </w:rPr>
+        <w:t>6:1</w:t>
+      </w:r>
+      <w:r>
+        <w:rPr>
+          <w:lang w:val="pt_PT" w:bidi="pt_PT"/>
+        </w:rPr>
+        <w:t>). O auxílio esperado do Egito não chegou a tempo de salvar Laquis ou Jerusalém.</w:t>
+      </w:r>
+    </w:p>
+    <w:p>
+      <w:pPr/>
+      <w:r>
+        <w:rPr>
+          <w:lang w:val="pt_PT" w:bidi="pt_PT"/>
+        </w:rPr>
+      </w:r>
+      <w:r>
+        <w:rPr>
+          <w:lang w:val="pt_PT" w:bidi="pt_PT"/>
+        </w:rPr>
+        <w:t>Em Tell Beit Mirsim, arqueólogos encontraram duas alças de jarra da época de Jeremias. Elas trazem a inscrição: "Eliaquim, administrador de Joaquim". Uma alça de jarra semelhante foi encontrada em Bete-Semes. Alguns estudiosos interpretam isso como um indício de que as pessoas continuavam a considerar Joaquim como o verdadeiro rei mesmo após ele ter sido levado para a Babilônia. Isso também sugere que um administrador continuava a gerir as propriedades reais dele.</w:t>
+      </w:r>
+    </w:p>
+    <w:p>
+      <w:pPr/>
+      <w:r>
+        <w:rPr>
+          <w:lang w:val="pt_PT" w:bidi="pt_PT"/>
+        </w:rPr>
+      </w:r>
+      <w:r>
+        <w:rPr>
+          <w:lang w:val="pt_PT" w:bidi="pt_PT"/>
+        </w:rPr>
+        <w:t>Um selo pertencente a alguém chamado Gedalias foi encontrado em Laquis, em 1935. É possível que tenha pertencido a Gedalias, o governador de Judá nomeado por Nabucodonosor após a queda de Jerusalém (</w:t>
+      </w:r>
+      <w:r>
+        <w:rPr>
+          <w:lang w:val="pt_PT" w:bidi="pt_PT"/>
+        </w:rPr>
+        <w:t>Jeremiah 40:5–12</w:t>
+      </w:r>
+      <w:r>
+        <w:rPr>
+          <w:lang w:val="pt_PT" w:bidi="pt_PT"/>
+        </w:rPr>
+        <w:t>).</w:t>
+      </w:r>
+    </w:p>
+    <w:p>
+      <w:pPr/>
+      <w:r>
+        <w:rPr>
+          <w:lang w:val="pt_PT" w:bidi="pt_PT"/>
+        </w:rPr>
+      </w:r>
+      <w:r>
+        <w:rPr>
+          <w:lang w:val="pt_PT" w:bidi="pt_PT"/>
+        </w:rPr>
+        <w:t xml:space="preserve">Outro selo, encontrado em Tell en-Nasbeh, pertencia a alguém chamado Jaazanias e data da época de Jeremias. Pode ter pertencido ao Jaazanias mencionado em </w:t>
+      </w:r>
+      <w:r>
+        <w:rPr>
+          <w:lang w:val="pt_PT" w:bidi="pt_PT"/>
+        </w:rPr>
+        <w:t>2 Kings 25:23</w:t>
+      </w:r>
+      <w:r>
+        <w:rPr>
+          <w:lang w:val="pt_PT" w:bidi="pt_PT"/>
+        </w:rPr>
+        <w:t xml:space="preserve">. No entanto, </w:t>
+      </w:r>
+      <w:r>
+        <w:rPr>
+          <w:lang w:val="pt_PT" w:bidi="pt_PT"/>
+        </w:rPr>
+        <w:t>Jeremiah 35:3</w:t>
+      </w:r>
+      <w:r>
+        <w:rPr>
+          <w:lang w:val="pt_PT" w:bidi="pt_PT"/>
+        </w:rPr>
+        <w:t xml:space="preserve"> menciona outro homem com o mesmo nome que viveu aproximadamente na mesma época.</w:t>
+      </w:r>
+    </w:p>
+    <w:p>
+      <w:pPr/>
+      <w:r>
+        <w:rPr>
+          <w:lang w:val="pt_PT" w:bidi="pt_PT"/>
+        </w:rPr>
+      </w:r>
+      <w:r>
+        <w:rPr>
+          <w:lang w:val="pt_PT" w:bidi="pt_PT"/>
+        </w:rPr>
+        <w:t>Um selo pertencente a alguém chamado Salum também foi encontrado em Laquis. Pode referir-se a Salum, filho de Josias (</w:t>
+      </w:r>
+      <w:r>
+        <w:rPr>
+          <w:lang w:val="pt_PT" w:bidi="pt_PT"/>
+        </w:rPr>
+        <w:t>Jeremiah 22:11</w:t>
+      </w:r>
+      <w:r>
+        <w:rPr>
+          <w:lang w:val="pt_PT" w:bidi="pt_PT"/>
+        </w:rPr>
+        <w:t xml:space="preserve">), ao Salum mencionado nas Cartas de Laquis ou a uma das pessoas mencionadas em </w:t>
+      </w:r>
+      <w:r>
+        <w:rPr>
+          <w:lang w:val="pt_PT" w:bidi="pt_PT"/>
+        </w:rPr>
+        <w:t>Jeremiah 32:7</w:t>
+      </w:r>
+      <w:r>
+        <w:rPr>
+          <w:lang w:val="pt_PT" w:bidi="pt_PT"/>
+        </w:rPr>
+        <w:t xml:space="preserve"> ou </w:t>
+      </w:r>
+      <w:r>
+        <w:rPr>
+          <w:lang w:val="pt_PT" w:bidi="pt_PT"/>
+        </w:rPr>
+        <w:t>35:4</w:t>
+      </w:r>
+      <w:r>
+        <w:rPr>
+          <w:lang w:val="pt_PT" w:bidi="pt_PT"/>
+        </w:rPr>
+        <w:t>. As palavras "filho de Mas" também aparecem no selo, mas provavelmente não indicam um vínculo familiar.</w:t>
+      </w:r>
+    </w:p>
+    <w:p>
+      <w:pPr/>
+      <w:r>
+        <w:rPr>
+          <w:lang w:val="pt_PT" w:bidi="pt_PT"/>
+        </w:rPr>
+      </w:r>
+      <w:r>
+        <w:rPr>
+          <w:lang w:val="pt_PT" w:bidi="pt_PT"/>
+        </w:rPr>
+        <w:t>Um selo pertencente a alguém chamado Hilquias também traz as palavras "filho de Mas". Esse selo também remonta à época de Jeremias. Seu proprietário pode ter sido o pai de Jeremias (</w:t>
+      </w:r>
+      <w:r>
+        <w:rPr>
+          <w:lang w:val="pt_PT" w:bidi="pt_PT"/>
+        </w:rPr>
+        <w:t>Jeremiah 1:1</w:t>
+      </w:r>
+      <w:r>
+        <w:rPr>
+          <w:lang w:val="pt_PT" w:bidi="pt_PT"/>
+        </w:rPr>
+        <w:t>), o sumo sacerdote ou outra pessoa chamada Hilquias.</w:t>
+      </w:r>
+    </w:p>
+    <w:p>
+      <w:pPr/>
+      <w:r>
+        <w:rPr>
+          <w:lang w:val="pt_PT" w:bidi="pt_PT"/>
+        </w:rPr>
+      </w:r>
+      <w:r>
+        <w:rPr>
+          <w:lang w:val="pt_PT" w:bidi="pt_PT"/>
+        </w:rPr>
+        <w:t>Uma identificação mais clara provém de uma escavação perto do Portão de Ishtar, na Babilônia, cidade governada por Nabucodonosor. Arqueólogos encontraram uma tabuleta com escrita cuneiforme, um sistema de escrita antigo. A tabuleta data de cerca de 592 a.C. e lista "Yaukin [Jeoaquim], rei da terra de Yahud [Judá]" entre os cativos que viviam na Babilônia. O registro babilônico também menciona seus cinco filhos (</w:t>
+      </w:r>
+      <w:r>
+        <w:rPr>
+          <w:lang w:val="pt_PT" w:bidi="pt_PT"/>
+        </w:rPr>
+        <w:t>1 Chronicles 3:17–18</w:t>
+      </w:r>
+      <w:r>
+        <w:rPr>
+          <w:lang w:val="pt_PT" w:bidi="pt_PT"/>
+        </w:rPr>
+        <w:t>), que estavam sob os cuidados de um homem chamado Quenaías.</w:t>
+      </w:r>
+    </w:p>
+    <w:p>
+      <w:pPr/>
+      <w:r>
+        <w:rPr>
+          <w:lang w:val="pt_PT" w:bidi="pt_PT"/>
+        </w:rPr>
+      </w:r>
+      <w:r>
+        <w:rPr>
+          <w:lang w:val="pt_PT" w:bidi="pt_PT"/>
+        </w:rPr>
+        <w:t>Alguns estudiosos associaram uma impressão de selo que traz o nome Berequias, filho de Nerias, a Baruque, o secretário de Jeremias, embora a autenticidade dessa peça seja objeto de debate.</w:t>
       </w:r>
     </w:p>
     <w:p>
